--- a/zhs/docx/063.content.docx
+++ b/zhs/docx/063.content.docx
@@ -231,501 +231,363 @@
         </w:rPr>
         <w:t>是那个告诉人们要为他们的</w:t>
       </w:r>
+      <w:r>
+        <w:rPr>
+          <w:lang w:val="zh_CN" w:bidi="zh_CN"/>
+        </w:rPr>
+        <w:t>罪</w:t>
+      </w:r>
+      <w:r>
+        <w:rPr>
+          <w:lang w:val="zh_CN" w:bidi="zh_CN"/>
+        </w:rPr>
+        <w:t>悔改</w:t>
+      </w:r>
+      <w:r>
+        <w:rPr>
+          <w:lang w:val="zh_CN" w:bidi="zh_CN"/>
+        </w:rPr>
+        <w:t>并接受一种叫做</w:t>
+      </w:r>
+      <w:r>
+        <w:rPr>
+          <w:lang w:val="zh_CN" w:bidi="zh_CN"/>
+        </w:rPr>
+        <w:t>洗礼</w:t>
+      </w:r>
+      <w:r>
+        <w:rPr>
+          <w:lang w:val="zh_CN" w:bidi="zh_CN"/>
+        </w:rPr>
+        <w:t>的特别沐浴作为他们悔改记号的人。 约翰在耶稣开始祂的工作之前不久做了这件事。</w:t>
+      </w:r>
+    </w:p>
+    <w:p>
+      <w:pPr/>
+      <w:r>
+        <w:rPr>
+          <w:lang w:val="zh_CN" w:bidi="zh_CN"/>
+        </w:rPr>
+      </w:r>
+      <w:r>
+        <w:rPr>
+          <w:lang w:val="zh_CN" w:bidi="zh_CN"/>
+        </w:rPr>
+        <w:t>约翰的父母是撒迦利亚和伊利莎白。 约翰的出生非常特别。 他出生时，他的父母已经非常老。 约翰是他们唯一的孩子。</w:t>
+      </w:r>
+    </w:p>
+    <w:p>
+      <w:pPr/>
+      <w:r>
+        <w:rPr>
+          <w:lang w:val="zh_CN" w:bidi="zh_CN"/>
+        </w:rPr>
+      </w:r>
+      <w:r>
+        <w:rPr>
+          <w:lang w:val="zh_CN" w:bidi="zh_CN"/>
+        </w:rPr>
+        <w:t>约翰的父亲撒迦利亚是名</w:t>
+      </w:r>
+      <w:r>
+        <w:rPr>
+          <w:lang w:val="zh_CN" w:bidi="zh_CN"/>
+        </w:rPr>
+        <w:t>祭司</w:t>
+      </w:r>
+      <w:r>
+        <w:rPr>
+          <w:lang w:val="zh_CN" w:bidi="zh_CN"/>
+        </w:rPr>
+        <w:t>，在</w:t>
+      </w:r>
+      <w:r>
+        <w:rPr>
+          <w:lang w:val="zh_CN" w:bidi="zh_CN"/>
+        </w:rPr>
+        <w:t>耶路撒冷</w:t>
+      </w:r>
+      <w:r>
+        <w:rPr>
+          <w:lang w:val="zh_CN" w:bidi="zh_CN"/>
+        </w:rPr>
+        <w:t>的</w:t>
+      </w:r>
+      <w:r>
+        <w:rPr>
+          <w:lang w:val="zh_CN" w:bidi="zh_CN"/>
+        </w:rPr>
+        <w:t>圣殿</w:t>
+      </w:r>
+      <w:r>
+        <w:rPr>
+          <w:lang w:val="zh_CN" w:bidi="zh_CN"/>
+        </w:rPr>
+        <w:t>中事奉神。 有一次，当撒迦利亚在圣殿中时，一位</w:t>
+      </w:r>
+      <w:r>
+        <w:rPr>
+          <w:lang w:val="zh_CN" w:bidi="zh_CN"/>
+        </w:rPr>
+        <w:t>天使</w:t>
+      </w:r>
+      <w:r>
+        <w:rPr>
+          <w:lang w:val="zh_CN" w:bidi="zh_CN"/>
+        </w:rPr>
+        <w:t>向撒迦利亚显现，并告诉他他的妻子伊利莎白会生一个儿子。 这个儿子会像</w:t>
+      </w:r>
+      <w:r>
+        <w:rPr>
+          <w:lang w:val="zh_CN" w:bidi="zh_CN"/>
+        </w:rPr>
+        <w:t>先知</w:t>
+      </w:r>
+      <w:r>
+        <w:rPr>
+          <w:lang w:val="zh_CN" w:bidi="zh_CN"/>
+        </w:rPr>
+        <w:t>以利亚</w:t>
+      </w:r>
+      <w:r>
+        <w:rPr>
+          <w:lang w:val="zh_CN" w:bidi="zh_CN"/>
+        </w:rPr>
+        <w:t>一样成为神的仆人，他将会告诉</w:t>
+      </w:r>
+      <w:r>
+        <w:rPr>
+          <w:lang w:val="zh_CN" w:bidi="zh_CN"/>
+        </w:rPr>
+        <w:t>以色列</w:t>
+      </w:r>
+      <w:r>
+        <w:rPr>
+          <w:lang w:val="zh_CN" w:bidi="zh_CN"/>
+        </w:rPr>
+        <w:t>人要悔改，以便预备人心接受神。 撒迦利亚不能</w:t>
+      </w:r>
+      <w:r>
+        <w:rPr>
+          <w:lang w:val="zh_CN" w:bidi="zh_CN"/>
+        </w:rPr>
+        <w:t>相信</w:t>
+      </w:r>
+      <w:r>
+        <w:rPr>
+          <w:lang w:val="zh_CN" w:bidi="zh_CN"/>
+        </w:rPr>
+        <w:t>天使所说的是真的，因为撒迦利亚和他的妻子伊利莎白已经非常年老。 因为撒迦利亚不相信天使说的话，天使告诉撒迦利亚，直到孩子出生后，他才能说话。</w:t>
+      </w:r>
+    </w:p>
+    <w:p>
+      <w:pPr/>
+      <w:r>
+        <w:rPr>
+          <w:lang w:val="zh_CN" w:bidi="zh_CN"/>
+        </w:rPr>
+      </w:r>
+      <w:r>
+        <w:rPr>
+          <w:lang w:val="zh_CN" w:bidi="zh_CN"/>
+        </w:rPr>
+        <w:t>当然，事情的发生完全如天使所说。 伊利莎白怀孕了，尽管她已经非常年老。 她生了约翰。</w:t>
+      </w:r>
+    </w:p>
+    <w:p>
+      <w:pPr/>
+      <w:r>
+        <w:rPr>
+          <w:lang w:val="zh_CN" w:bidi="zh_CN"/>
+        </w:rPr>
+      </w:r>
+      <w:r>
+        <w:rPr>
+          <w:lang w:val="zh_CN" w:bidi="zh_CN"/>
+        </w:rPr>
+        <w:t>当约翰长大时，他就住在</w:t>
+      </w:r>
+      <w:r>
+        <w:rPr>
+          <w:lang w:val="zh_CN" w:bidi="zh_CN"/>
+        </w:rPr>
+        <w:t>旷野</w:t>
+      </w:r>
+      <w:r>
+        <w:rPr>
+          <w:lang w:val="zh_CN" w:bidi="zh_CN"/>
+        </w:rPr>
+        <w:t>，在一个</w:t>
+      </w:r>
+      <w:r>
+        <w:rPr>
+          <w:lang w:val="zh_CN" w:bidi="zh_CN"/>
+        </w:rPr>
+        <w:t>约旦河</w:t>
+      </w:r>
+      <w:r>
+        <w:rPr>
+          <w:lang w:val="zh_CN" w:bidi="zh_CN"/>
+        </w:rPr>
+        <w:t>附近远离人烟的孤独之地。 他只吃野地里蝗虫和蜂蜜。 他穿着用</w:t>
+      </w:r>
+      <w:r>
+        <w:rPr>
+          <w:lang w:val="zh_CN" w:bidi="zh_CN"/>
+        </w:rPr>
+        <w:t>骆驼</w:t>
+      </w:r>
+      <w:r>
+        <w:rPr>
+          <w:lang w:val="zh_CN" w:bidi="zh_CN"/>
+        </w:rPr>
+        <w:t>毛做成的非常简单的衣服，。 人们透过看他的衣服，就想起先知以利亚。 许多人来到约翰面前，是想听他说的话。 约翰告诉人们，另一个在他之后的人，祂比约翰更重要。 约翰是在预备人们接受这个人，告诉他们要为他们的罪悔改并开始顺服神。 约翰说的是耶稣。</w:t>
+      </w:r>
+    </w:p>
+    <w:p>
+      <w:pPr/>
+      <w:r>
+        <w:rPr>
+          <w:lang w:val="zh_CN" w:bidi="zh_CN"/>
+        </w:rPr>
+      </w:r>
+      <w:r>
+        <w:rPr>
+          <w:lang w:val="zh_CN" w:bidi="zh_CN"/>
+        </w:rPr>
+        <w:t>约翰告诉人们要接受特殊的洗涤名叫洗礼。 这是一个仪式，向人们表明他们真的为他们的罪悔改。 有时，那些不是犹太人但仍然想跟随神的人接受了洗礼。 但约翰告诉他们，他们</w:t>
+      </w:r>
+      <w:r>
+        <w:rPr>
+          <w:i/>
+          <w:lang w:val="zh_CN" w:bidi="zh_CN"/>
+        </w:rPr>
+        <w:t>所有人</w:t>
+      </w:r>
+      <w:r>
+        <w:rPr>
+          <w:lang w:val="zh_CN" w:bidi="zh_CN"/>
+        </w:rPr>
+        <w:t>都必须接受洗礼！ 即使这些人是</w:t>
+      </w:r>
+      <w:r>
+        <w:rPr>
+          <w:lang w:val="zh_CN" w:bidi="zh_CN"/>
+        </w:rPr>
+        <w:t>犹太人</w:t>
+      </w:r>
+      <w:r>
+        <w:rPr>
+          <w:lang w:val="zh_CN" w:bidi="zh_CN"/>
+        </w:rPr>
+        <w:t>，因此是神特别的子民，但他们仍然做了许多错事，仍旧需要悔改。 他们需要告诉神，他们为不顺服神而感到抱歉，他们想要改变。</w:t>
+      </w:r>
+    </w:p>
+    <w:p>
+      <w:pPr/>
+      <w:r>
+        <w:rPr>
+          <w:lang w:val="zh_CN" w:bidi="zh_CN"/>
+        </w:rPr>
+      </w:r>
+      <w:r>
+        <w:rPr>
+          <w:lang w:val="zh_CN" w:bidi="zh_CN"/>
+        </w:rPr>
+        <w:t>施洗约翰毫无惧怕地公开告诉人们他们做错了什么。 犹太人的宗教教师不喜欢约翰。 在这段时间，希律王安提帕统治着</w:t>
+      </w:r>
+      <w:r>
+        <w:rPr>
+          <w:lang w:val="zh_CN" w:bidi="zh_CN"/>
+        </w:rPr>
+        <w:t>犹太</w:t>
+      </w:r>
+      <w:r>
+        <w:rPr>
+          <w:lang w:val="zh_CN" w:bidi="zh_CN"/>
+        </w:rPr>
+        <w:t>。 这是希律王的儿子，当耶稣还是婴儿时，希律王试图杀死祂。 希律王安提帕与他兄弟的妻子住在一起，约翰公开告诉他这是错的。 这个女人因此而对约翰生气，并试图杀死他，但希律王尊重约翰，不想杀他。 但</w:t>
+      </w:r>
+      <w:r>
+        <w:rPr>
+          <w:lang w:val="zh_CN" w:bidi="zh_CN"/>
+        </w:rPr>
+        <w:t>王</w:t>
+      </w:r>
+      <w:r>
+        <w:rPr>
+          <w:lang w:val="zh_CN" w:bidi="zh_CN"/>
+        </w:rPr>
+        <w:t>确实把约翰投入监狱，在一次聚会中，王的妻子欺骗了希律王，他无奈杀了约翰。 国王的士兵砍下约翰的头杀了他。</w:t>
+      </w:r>
+    </w:p>
+    <w:p>
+      <w:pPr/>
+      <w:r>
+        <w:rPr>
+          <w:lang w:val="zh_CN" w:bidi="zh_CN"/>
+        </w:rPr>
+      </w:r>
+      <w:r>
+        <w:rPr>
+          <w:lang w:val="zh_CN" w:bidi="zh_CN"/>
+        </w:rPr>
+        <w:t>施洗约翰是耶稣的亲戚。 他的母亲伊利莎白是耶稣母亲马利亚的表亲。</w:t>
+      </w:r>
+      <w:r>
+        <w:rPr>
+          <w:lang w:val="zh_CN" w:bidi="zh_CN"/>
+        </w:rPr>
+      </w:r>
+      <w:r>
+        <w:rPr>
+          <w:lang w:val="zh_CN" w:bidi="zh_CN"/>
+        </w:rPr>
+      </w:r>
+    </w:p>
+    <w:p>
+      <w:pPr/>
+      <w:r>
+        <w:rPr>
+          <w:lang w:val="zh_CN" w:bidi="zh_CN"/>
+        </w:rPr>
+      </w:r>
+    </w:p>
+    <w:p>
+      <w:pPr>
+        <w:pStyle w:val="Heading2"/>
+      </w:pPr>
+      <w:r>
+        <w:rPr>
+          <w:lang w:val="zh_CN" w:bidi="zh_CN"/>
+        </w:rPr>
+        <w:t>施洗约翰</w:t>
+      </w:r>
+      <w:r>
+        <w:rPr>
+          <w:lang w:val="zh_CN" w:bidi="zh_CN"/>
+        </w:rPr>
+      </w:r>
+    </w:p>
+    <w:p>
+      <w:pPr>
+        <w:pStyle w:val="Heading4"/>
+      </w:pPr>
+      <w:r>
+        <w:rPr>
+          <w:lang w:val="zh_CN" w:bidi="zh_CN"/>
+        </w:rPr>
+        <w:t>Audio Content</w:t>
+      </w:r>
+    </w:p>
+    <w:p>
+      <w:pPr/>
+      <w:r>
+        <w:rPr>
+          <w:lang w:val="zh_CN" w:bidi="zh_CN"/>
+        </w:rPr>
+      </w:r>
       <w:hyperlink r:id="rId13">
-        <w:r>
-          <w:rPr>
-            <w:lang w:val="zh_CN" w:bidi="zh_CN"/>
-          </w:rPr>
-          <w:rPr>
-            <w:color w:val="0000EE"/>
-            <w:u w:val="single"/>
-          </w:rPr>
-          <w:t>罪</w:t>
-        </w:r>
-      </w:hyperlink>
-      <w:hyperlink r:id="rId14">
-        <w:r>
-          <w:rPr>
-            <w:lang w:val="zh_CN" w:bidi="zh_CN"/>
-          </w:rPr>
-          <w:rPr>
-            <w:color w:val="0000EE"/>
-            <w:u w:val="single"/>
-          </w:rPr>
-          <w:t>悔改</w:t>
-        </w:r>
-      </w:hyperlink>
-      <w:r>
-        <w:rPr>
-          <w:lang w:val="zh_CN" w:bidi="zh_CN"/>
-        </w:rPr>
-        <w:t>并接受一种叫做</w:t>
-      </w:r>
-      <w:hyperlink r:id="rId15">
-        <w:r>
-          <w:rPr>
-            <w:lang w:val="zh_CN" w:bidi="zh_CN"/>
-          </w:rPr>
-          <w:rPr>
-            <w:color w:val="0000EE"/>
-            <w:u w:val="single"/>
-          </w:rPr>
-          <w:t>洗礼</w:t>
-        </w:r>
-      </w:hyperlink>
-      <w:r>
-        <w:rPr>
-          <w:lang w:val="zh_CN" w:bidi="zh_CN"/>
-        </w:rPr>
-        <w:t>的特别沐浴作为他们悔改记号的人。 约翰在耶稣开始祂的工作之前不久做了这件事。</w:t>
-      </w:r>
-    </w:p>
-    <w:p>
-      <w:pPr/>
-      <w:r>
-        <w:rPr>
-          <w:lang w:val="zh_CN" w:bidi="zh_CN"/>
-        </w:rPr>
-      </w:r>
-      <w:r>
-        <w:rPr>
-          <w:lang w:val="zh_CN" w:bidi="zh_CN"/>
-        </w:rPr>
-        <w:t>约翰的父母是撒迦利亚和</w:t>
-      </w:r>
-      <w:hyperlink r:id="rId16">
-        <w:r>
-          <w:rPr>
-            <w:lang w:val="zh_CN" w:bidi="zh_CN"/>
-          </w:rPr>
-          <w:rPr>
-            <w:color w:val="0000EE"/>
-            <w:u w:val="single"/>
-          </w:rPr>
-          <w:t>伊利莎白</w:t>
-        </w:r>
-      </w:hyperlink>
-      <w:r>
-        <w:rPr>
-          <w:lang w:val="zh_CN" w:bidi="zh_CN"/>
-        </w:rPr>
-        <w:t>。 约翰的出生非常特别。 他出生时，他的父母已经非常老。 约翰是他们唯一的孩子。</w:t>
-      </w:r>
-    </w:p>
-    <w:p>
-      <w:pPr/>
-      <w:r>
-        <w:rPr>
-          <w:lang w:val="zh_CN" w:bidi="zh_CN"/>
-        </w:rPr>
-      </w:r>
-      <w:r>
-        <w:rPr>
-          <w:lang w:val="zh_CN" w:bidi="zh_CN"/>
-        </w:rPr>
-        <w:t>约翰的父亲撒迦利亚是名</w:t>
-      </w:r>
-      <w:hyperlink r:id="rId17">
-        <w:r>
-          <w:rPr>
-            <w:lang w:val="zh_CN" w:bidi="zh_CN"/>
-          </w:rPr>
-          <w:rPr>
-            <w:color w:val="0000EE"/>
-            <w:u w:val="single"/>
-          </w:rPr>
-          <w:t>祭司</w:t>
-        </w:r>
-      </w:hyperlink>
-      <w:r>
-        <w:rPr>
-          <w:lang w:val="zh_CN" w:bidi="zh_CN"/>
-        </w:rPr>
-        <w:t>，在</w:t>
-      </w:r>
-      <w:hyperlink r:id="rId18">
-        <w:r>
-          <w:rPr>
-            <w:lang w:val="zh_CN" w:bidi="zh_CN"/>
-          </w:rPr>
-          <w:rPr>
-            <w:color w:val="0000EE"/>
-            <w:u w:val="single"/>
-          </w:rPr>
-          <w:t>耶路撒冷</w:t>
-        </w:r>
-      </w:hyperlink>
-      <w:r>
-        <w:rPr>
-          <w:lang w:val="zh_CN" w:bidi="zh_CN"/>
-        </w:rPr>
-        <w:t>的</w:t>
-      </w:r>
-      <w:hyperlink r:id="rId19">
-        <w:r>
-          <w:rPr>
-            <w:lang w:val="zh_CN" w:bidi="zh_CN"/>
-          </w:rPr>
-          <w:rPr>
-            <w:color w:val="0000EE"/>
-            <w:u w:val="single"/>
-          </w:rPr>
-          <w:t>圣殿</w:t>
-        </w:r>
-      </w:hyperlink>
-      <w:r>
-        <w:rPr>
-          <w:lang w:val="zh_CN" w:bidi="zh_CN"/>
-        </w:rPr>
-        <w:t>中事奉神。 有一次，当撒迦利亚在圣殿中时，一位</w:t>
-      </w:r>
-      <w:hyperlink r:id="rId20">
-        <w:r>
-          <w:rPr>
-            <w:lang w:val="zh_CN" w:bidi="zh_CN"/>
-          </w:rPr>
-          <w:rPr>
-            <w:color w:val="0000EE"/>
-            <w:u w:val="single"/>
-          </w:rPr>
-          <w:t>天使</w:t>
-        </w:r>
-      </w:hyperlink>
-      <w:r>
-        <w:rPr>
-          <w:lang w:val="zh_CN" w:bidi="zh_CN"/>
-        </w:rPr>
-        <w:t>向撒迦利亚显现，并告诉他他的妻子伊利莎白会生一个儿子。 这个儿子会像</w:t>
-      </w:r>
-      <w:hyperlink r:id="rId21">
-        <w:r>
-          <w:rPr>
-            <w:lang w:val="zh_CN" w:bidi="zh_CN"/>
-          </w:rPr>
-          <w:rPr>
-            <w:color w:val="0000EE"/>
-            <w:u w:val="single"/>
-          </w:rPr>
-          <w:t>先知</w:t>
-        </w:r>
-      </w:hyperlink>
-      <w:hyperlink r:id="rId22">
-        <w:r>
-          <w:rPr>
-            <w:lang w:val="zh_CN" w:bidi="zh_CN"/>
-          </w:rPr>
-          <w:rPr>
-            <w:color w:val="0000EE"/>
-            <w:u w:val="single"/>
-          </w:rPr>
-          <w:t>以利亚</w:t>
-        </w:r>
-      </w:hyperlink>
-      <w:r>
-        <w:rPr>
-          <w:lang w:val="zh_CN" w:bidi="zh_CN"/>
-        </w:rPr>
-        <w:t>一样成为神的仆人，他将会告诉</w:t>
-      </w:r>
-      <w:hyperlink r:id="rId23">
-        <w:r>
-          <w:rPr>
-            <w:lang w:val="zh_CN" w:bidi="zh_CN"/>
-          </w:rPr>
-          <w:rPr>
-            <w:color w:val="0000EE"/>
-            <w:u w:val="single"/>
-          </w:rPr>
-          <w:t>以色列</w:t>
-        </w:r>
-      </w:hyperlink>
-      <w:r>
-        <w:rPr>
-          <w:lang w:val="zh_CN" w:bidi="zh_CN"/>
-        </w:rPr>
-        <w:t>人要悔改，以便预备人心接受神。 撒迦利亚不能</w:t>
-      </w:r>
-      <w:hyperlink r:id="rId24">
-        <w:r>
-          <w:rPr>
-            <w:lang w:val="zh_CN" w:bidi="zh_CN"/>
-          </w:rPr>
-          <w:rPr>
-            <w:color w:val="0000EE"/>
-            <w:u w:val="single"/>
-          </w:rPr>
-          <w:t>相信</w:t>
-        </w:r>
-      </w:hyperlink>
-      <w:r>
-        <w:rPr>
-          <w:lang w:val="zh_CN" w:bidi="zh_CN"/>
-        </w:rPr>
-        <w:t>天使所说的是真的，因为撒迦利亚和他的妻子伊利莎白已经非常年老。 因为撒迦利亚不相信天使说的话，天使告诉撒迦利亚，直到孩子出生后，他才能说话。</w:t>
-      </w:r>
-    </w:p>
-    <w:p>
-      <w:pPr/>
-      <w:r>
-        <w:rPr>
-          <w:lang w:val="zh_CN" w:bidi="zh_CN"/>
-        </w:rPr>
-      </w:r>
-      <w:r>
-        <w:rPr>
-          <w:lang w:val="zh_CN" w:bidi="zh_CN"/>
-        </w:rPr>
-        <w:t>当然，事情的发生完全如天使所说。 伊利莎白怀孕了，尽管她已经非常年老。 她生了约翰。</w:t>
-      </w:r>
-    </w:p>
-    <w:p>
-      <w:pPr/>
-      <w:r>
-        <w:rPr>
-          <w:lang w:val="zh_CN" w:bidi="zh_CN"/>
-        </w:rPr>
-      </w:r>
-      <w:r>
-        <w:rPr>
-          <w:lang w:val="zh_CN" w:bidi="zh_CN"/>
-        </w:rPr>
-        <w:t>当约翰长大时，他就住在</w:t>
-      </w:r>
-      <w:hyperlink r:id="rId25">
-        <w:r>
-          <w:rPr>
-            <w:lang w:val="zh_CN" w:bidi="zh_CN"/>
-          </w:rPr>
-          <w:rPr>
-            <w:color w:val="0000EE"/>
-            <w:u w:val="single"/>
-          </w:rPr>
-          <w:t>旷野</w:t>
-        </w:r>
-      </w:hyperlink>
-      <w:r>
-        <w:rPr>
-          <w:lang w:val="zh_CN" w:bidi="zh_CN"/>
-        </w:rPr>
-        <w:t>，在一个</w:t>
-      </w:r>
-      <w:hyperlink r:id="rId26">
-        <w:r>
-          <w:rPr>
-            <w:lang w:val="zh_CN" w:bidi="zh_CN"/>
-          </w:rPr>
-          <w:rPr>
-            <w:color w:val="0000EE"/>
-            <w:u w:val="single"/>
-          </w:rPr>
-          <w:t>约旦河</w:t>
-        </w:r>
-      </w:hyperlink>
-      <w:r>
-        <w:rPr>
-          <w:lang w:val="zh_CN" w:bidi="zh_CN"/>
-        </w:rPr>
-        <w:t>附近远离人烟的孤独之地。 他只吃野地里蝗虫和蜂蜜。 他穿着用</w:t>
-      </w:r>
-      <w:hyperlink r:id="rId27">
-        <w:r>
-          <w:rPr>
-            <w:lang w:val="zh_CN" w:bidi="zh_CN"/>
-          </w:rPr>
-          <w:rPr>
-            <w:color w:val="0000EE"/>
-            <w:u w:val="single"/>
-          </w:rPr>
-          <w:t>骆驼</w:t>
-        </w:r>
-      </w:hyperlink>
-      <w:r>
-        <w:rPr>
-          <w:lang w:val="zh_CN" w:bidi="zh_CN"/>
-        </w:rPr>
-        <w:t>毛做成的非常简单的衣服，。 人们透过看他的衣服，就想起先知以利亚。 许多人来到约翰面前，是想听他说的话。 约翰告诉人们，另一个在他之后的人，祂比约翰更重要。 约翰是在预备人们接受这个人，告诉他们要为他们的罪悔改并开始顺服神。 约翰说的是耶稣。</w:t>
-      </w:r>
-    </w:p>
-    <w:p>
-      <w:pPr/>
-      <w:r>
-        <w:rPr>
-          <w:lang w:val="zh_CN" w:bidi="zh_CN"/>
-        </w:rPr>
-      </w:r>
-      <w:r>
-        <w:rPr>
-          <w:lang w:val="zh_CN" w:bidi="zh_CN"/>
-        </w:rPr>
-        <w:t>约翰告诉人们要接受特殊的洗涤名叫洗礼。 这是一个仪式，向人们表明他们真的为他们的罪悔改。 有时，那些不是犹太人但仍然想跟随神的人接受了洗礼。 但约翰告诉他们，他们</w:t>
-      </w:r>
-      <w:r>
-        <w:rPr>
-          <w:i/>
-          <w:lang w:val="zh_CN" w:bidi="zh_CN"/>
-        </w:rPr>
-        <w:t>所有人</w:t>
-      </w:r>
-      <w:r>
-        <w:rPr>
-          <w:lang w:val="zh_CN" w:bidi="zh_CN"/>
-        </w:rPr>
-        <w:t>都必须接受洗礼！ 即使这些人是</w:t>
-      </w:r>
-      <w:hyperlink r:id="rId28">
-        <w:r>
-          <w:rPr>
-            <w:lang w:val="zh_CN" w:bidi="zh_CN"/>
-          </w:rPr>
-          <w:rPr>
-            <w:color w:val="0000EE"/>
-            <w:u w:val="single"/>
-          </w:rPr>
-          <w:t>犹太人</w:t>
-        </w:r>
-      </w:hyperlink>
-      <w:r>
-        <w:rPr>
-          <w:lang w:val="zh_CN" w:bidi="zh_CN"/>
-        </w:rPr>
-        <w:t>，因此是神特别的子民，但他们仍然做了许多错事，仍旧需要悔改。 他们需要告诉神，他们为不顺服神而感到抱歉，他们想要改变。</w:t>
-      </w:r>
-    </w:p>
-    <w:p>
-      <w:pPr/>
-      <w:r>
-        <w:rPr>
-          <w:lang w:val="zh_CN" w:bidi="zh_CN"/>
-        </w:rPr>
-      </w:r>
-      <w:r>
-        <w:rPr>
-          <w:lang w:val="zh_CN" w:bidi="zh_CN"/>
-        </w:rPr>
-        <w:t>施洗约翰毫无惧怕地公开告诉人们他们做错了什么。 犹太人的宗教教师不喜欢约翰。 在这段时间，希律王安提帕统治着</w:t>
-      </w:r>
-      <w:hyperlink r:id="rId29">
-        <w:r>
-          <w:rPr>
-            <w:lang w:val="zh_CN" w:bidi="zh_CN"/>
-          </w:rPr>
-          <w:rPr>
-            <w:color w:val="0000EE"/>
-            <w:u w:val="single"/>
-          </w:rPr>
-          <w:t>犹太</w:t>
-        </w:r>
-      </w:hyperlink>
-      <w:r>
-        <w:rPr>
-          <w:lang w:val="zh_CN" w:bidi="zh_CN"/>
-        </w:rPr>
-        <w:t>。 这是希律王的儿子，当耶稣还是婴儿时，希律王试图杀死祂。 希律王安提帕与他兄弟的妻子住在一起，约翰公开告诉他这是错的。 这个女人因此而对约翰生气，并试图杀死他，但希律王尊重约翰，不想杀他。 但</w:t>
-      </w:r>
-      <w:hyperlink r:id="rId30">
-        <w:r>
-          <w:rPr>
-            <w:lang w:val="zh_CN" w:bidi="zh_CN"/>
-          </w:rPr>
-          <w:rPr>
-            <w:color w:val="0000EE"/>
-            <w:u w:val="single"/>
-          </w:rPr>
-          <w:t>王</w:t>
-        </w:r>
-      </w:hyperlink>
-      <w:r>
-        <w:rPr>
-          <w:lang w:val="zh_CN" w:bidi="zh_CN"/>
-        </w:rPr>
-        <w:t>确实把约翰投入监狱，在一次聚会中，王的妻子欺骗了希律王，他无奈杀了约翰。 国王的士兵砍下约翰的头杀了他。</w:t>
-      </w:r>
-    </w:p>
-    <w:p>
-      <w:pPr/>
-      <w:r>
-        <w:rPr>
-          <w:lang w:val="zh_CN" w:bidi="zh_CN"/>
-        </w:rPr>
-      </w:r>
-      <w:r>
-        <w:rPr>
-          <w:lang w:val="zh_CN" w:bidi="zh_CN"/>
-        </w:rPr>
-        <w:t>施洗约翰是耶稣的亲戚。 他的母亲伊利莎白是耶稣母亲</w:t>
-      </w:r>
-      <w:hyperlink r:id="rId31">
-        <w:r>
-          <w:rPr>
-            <w:lang w:val="zh_CN" w:bidi="zh_CN"/>
-          </w:rPr>
-          <w:rPr>
-            <w:color w:val="0000EE"/>
-            <w:u w:val="single"/>
-          </w:rPr>
-          <w:t>马利亚</w:t>
-        </w:r>
-      </w:hyperlink>
-      <w:r>
-        <w:rPr>
-          <w:lang w:val="zh_CN" w:bidi="zh_CN"/>
-        </w:rPr>
-        <w:t>的表亲。</w:t>
-      </w:r>
-      <w:r>
-        <w:rPr>
-          <w:lang w:val="zh_CN" w:bidi="zh_CN"/>
-        </w:rPr>
-      </w:r>
-      <w:r>
-        <w:rPr>
-          <w:lang w:val="zh_CN" w:bidi="zh_CN"/>
-        </w:rPr>
-      </w:r>
-    </w:p>
-    <w:p>
-      <w:pPr/>
-      <w:r>
-        <w:rPr>
-          <w:lang w:val="zh_CN" w:bidi="zh_CN"/>
-        </w:rPr>
-      </w:r>
-    </w:p>
-    <w:p>
-      <w:pPr>
-        <w:pStyle w:val="Heading2"/>
-      </w:pPr>
-      <w:r>
-        <w:rPr>
-          <w:lang w:val="zh_CN" w:bidi="zh_CN"/>
-        </w:rPr>
-        <w:t>施洗约翰</w:t>
-      </w:r>
-      <w:r>
-        <w:rPr>
-          <w:lang w:val="zh_CN" w:bidi="zh_CN"/>
-        </w:rPr>
-      </w:r>
-    </w:p>
-    <w:p>
-      <w:pPr>
-        <w:pStyle w:val="Heading4"/>
-      </w:pPr>
-      <w:r>
-        <w:rPr>
-          <w:lang w:val="zh_CN" w:bidi="zh_CN"/>
-        </w:rPr>
-        <w:t>Audio Content</w:t>
-      </w:r>
-    </w:p>
-    <w:p>
-      <w:pPr/>
-      <w:r>
-        <w:rPr>
-          <w:lang w:val="zh_CN" w:bidi="zh_CN"/>
-        </w:rPr>
-      </w:r>
-      <w:hyperlink r:id="rId32">
         <w:r>
           <w:rPr>
             <w:lang w:val="zh_CN" w:bidi="zh_CN"/>
@@ -798,18 +660,12 @@
         </w:rPr>
         <w:t>是一块直立的木头，还有一块称为"横梁"的木头，在靠近它顶端附近与之横向连接。罗马人以此作为折磨和处决他们认为最严重罪犯的工具。人们称之为"</w:t>
       </w:r>
-      <w:hyperlink r:id="rId33">
-        <w:r>
-          <w:rPr>
-            <w:lang w:val="zh_CN" w:bidi="zh_CN"/>
-          </w:rPr>
-          <w:rPr>
-            <w:color w:val="0000EE"/>
-            <w:u w:val="single"/>
-          </w:rPr>
-          <w:t>钉十字架</w:t>
-        </w:r>
-      </w:hyperlink>
+      <w:r>
+        <w:rPr>
+          <w:lang w:val="zh_CN" w:bidi="zh_CN"/>
+        </w:rPr>
+        <w:t>钉十字架</w:t>
+      </w:r>
       <w:r>
         <w:rPr>
           <w:lang w:val="zh_CN" w:bidi="zh_CN"/>
@@ -883,7 +739,7 @@
           <w:lang w:val="zh_CN" w:bidi="zh_CN"/>
         </w:rPr>
       </w:r>
-      <w:hyperlink r:id="rId32">
+      <w:hyperlink r:id="rId13">
         <w:r>
           <w:rPr>
             <w:lang w:val="zh_CN" w:bidi="zh_CN"/>
@@ -949,36 +805,24 @@
         </w:rPr>
         <w:t>在</w:t>
       </w:r>
-      <w:hyperlink r:id="rId34">
-        <w:r>
-          <w:rPr>
-            <w:lang w:val="zh_CN" w:bidi="zh_CN"/>
-          </w:rPr>
-          <w:rPr>
-            <w:color w:val="0000EE"/>
-            <w:u w:val="single"/>
-          </w:rPr>
-          <w:t>福音书</w:t>
-        </w:r>
-      </w:hyperlink>
+      <w:r>
+        <w:rPr>
+          <w:lang w:val="zh_CN" w:bidi="zh_CN"/>
+        </w:rPr>
+        <w:t>福音书</w:t>
+      </w:r>
       <w:r>
         <w:rPr>
           <w:lang w:val="zh_CN" w:bidi="zh_CN"/>
         </w:rPr>
         <w:t>中，耶稣拣选了十二个</w:t>
       </w:r>
-      <w:hyperlink r:id="rId35">
-        <w:r>
-          <w:rPr>
-            <w:lang w:val="zh_CN" w:bidi="zh_CN"/>
-          </w:rPr>
-          <w:rPr>
-            <w:color w:val="0000EE"/>
-            <w:u w:val="single"/>
-          </w:rPr>
-          <w:t>门徒</w:t>
-        </w:r>
-      </w:hyperlink>
+      <w:r>
+        <w:rPr>
+          <w:lang w:val="zh_CN" w:bidi="zh_CN"/>
+        </w:rPr>
+        <w:t>门徒</w:t>
+      </w:r>
       <w:r>
         <w:rPr>
           <w:lang w:val="zh_CN" w:bidi="zh_CN"/>
@@ -1040,18 +884,12 @@
         </w:rPr>
         <w:t>是从耶稣那里获得特别</w:t>
       </w:r>
-      <w:hyperlink r:id="rId36">
-        <w:r>
-          <w:rPr>
-            <w:lang w:val="zh_CN" w:bidi="zh_CN"/>
-          </w:rPr>
-          <w:rPr>
-            <w:color w:val="0000EE"/>
-            <w:u w:val="single"/>
-          </w:rPr>
-          <w:t>权柄</w:t>
-        </w:r>
-      </w:hyperlink>
+      <w:r>
+        <w:rPr>
+          <w:lang w:val="zh_CN" w:bidi="zh_CN"/>
+        </w:rPr>
+        <w:t>权柄</w:t>
+      </w:r>
       <w:r>
         <w:rPr>
           <w:lang w:val="zh_CN" w:bidi="zh_CN"/>
@@ -1142,38 +980,14 @@
         <w:rPr>
           <w:lang w:val="zh_CN" w:bidi="zh_CN"/>
         </w:rPr>
-        <w:t>使徒在</w:t>
-      </w:r>
-      <w:hyperlink r:id="rId37">
-        <w:r>
-          <w:rPr>
-            <w:lang w:val="zh_CN" w:bidi="zh_CN"/>
-          </w:rPr>
-          <w:rPr>
-            <w:color w:val="0000EE"/>
-            <w:u w:val="single"/>
-          </w:rPr>
-          <w:t>教会</w:t>
-        </w:r>
-      </w:hyperlink>
-      <w:r>
-        <w:rPr>
-          <w:lang w:val="zh_CN" w:bidi="zh_CN"/>
-        </w:rPr>
-        <w:t>中拥有权柄。 神已赐给使徒权柄，让他们对属灵的事务作决定。 他们是耶稣在教会中的代表。 神还赐给他们能力去行</w:t>
-      </w:r>
-      <w:hyperlink r:id="rId38">
-        <w:r>
-          <w:rPr>
-            <w:lang w:val="zh_CN" w:bidi="zh_CN"/>
-          </w:rPr>
-          <w:rPr>
-            <w:color w:val="0000EE"/>
-            <w:u w:val="single"/>
-          </w:rPr>
-          <w:t>神迹</w:t>
-        </w:r>
-      </w:hyperlink>
+        <w:t>使徒在教会中拥有权柄。 神已赐给使徒权柄，让他们对属灵的事务作决定。 他们是耶稣在教会中的代表。 神还赐给他们能力去行</w:t>
+      </w:r>
+      <w:r>
+        <w:rPr>
+          <w:lang w:val="zh_CN" w:bidi="zh_CN"/>
+        </w:rPr>
+        <w:t>神迹</w:t>
+      </w:r>
       <w:r>
         <w:rPr>
           <w:lang w:val="zh_CN" w:bidi="zh_CN"/>
@@ -1233,7 +1047,7 @@
           <w:lang w:val="zh_CN" w:bidi="zh_CN"/>
         </w:rPr>
       </w:r>
-      <w:hyperlink r:id="rId32">
+      <w:hyperlink r:id="rId13">
         <w:r>
           <w:rPr>
             <w:lang w:val="zh_CN" w:bidi="zh_CN"/>
@@ -1393,7 +1207,7 @@
           <w:lang w:val="zh_CN" w:bidi="zh_CN"/>
         </w:rPr>
       </w:r>
-      <w:hyperlink r:id="rId32">
+      <w:hyperlink r:id="rId13">
         <w:r>
           <w:rPr>
             <w:lang w:val="zh_CN" w:bidi="zh_CN"/>
@@ -1553,7 +1367,7 @@
           <w:lang w:val="zh_CN" w:bidi="zh_CN"/>
         </w:rPr>
       </w:r>
-      <w:hyperlink r:id="rId32">
+      <w:hyperlink r:id="rId13">
         <w:r>
           <w:rPr>
             <w:lang w:val="zh_CN" w:bidi="zh_CN"/>

--- a/zhs/docx/063.content.docx
+++ b/zhs/docx/063.content.docx
@@ -561,23 +561,12 @@
         <w:rPr>
           <w:lang w:val="zh_CN" w:bidi="zh_CN"/>
         </w:rPr>
-        <w:t>施洗约翰</w:t>
-      </w:r>
-      <w:r>
-        <w:rPr>
-          <w:lang w:val="zh_CN" w:bidi="zh_CN"/>
-        </w:rPr>
-      </w:r>
-    </w:p>
-    <w:p>
-      <w:pPr>
-        <w:pStyle w:val="Heading4"/>
-      </w:pPr>
-      <w:r>
-        <w:rPr>
-          <w:lang w:val="zh_CN" w:bidi="zh_CN"/>
-        </w:rPr>
-        <w:t>Audio Content</w:t>
+        <w:t>十字架</w:t>
+      </w:r>
+      <w:r>
+        <w:rPr>
+          <w:lang w:val="zh_CN" w:bidi="zh_CN"/>
+        </w:rPr>
       </w:r>
     </w:p>
     <w:p>
@@ -587,33 +576,30 @@
           <w:lang w:val="zh_CN" w:bidi="zh_CN"/>
         </w:rPr>
       </w:r>
-      <w:hyperlink r:id="rId13">
-        <w:r>
-          <w:rPr>
-            <w:lang w:val="zh_CN" w:bidi="zh_CN"/>
-          </w:rPr>
-          <w:rPr>
-            <w:color w:val="0000EE"/>
-            <w:u w:val="single"/>
-          </w:rPr>
-          <w:t>mp3 file</w:t>
-        </w:r>
-      </w:hyperlink>
-      <w:r>
-        <w:rPr>
-          <w:lang w:val="zh_CN" w:bidi="zh_CN"/>
-        </w:rPr>
-        <w:t xml:space="preserve"> (None KB)</w:t>
-      </w:r>
-      <w:r>
-        <w:rPr>
-          <w:lang w:val="zh_CN" w:bidi="zh_CN"/>
-        </w:rPr>
-      </w:r>
-      <w:r>
-        <w:rPr>
-          <w:lang w:val="zh_CN" w:bidi="zh_CN"/>
-        </w:rPr>
+      <w:r>
+        <w:rPr>
+          <w:b/>
+          <w:lang w:val="zh_CN" w:bidi="zh_CN"/>
+        </w:rPr>
+        <w:t>十字架</w:t>
+      </w:r>
+      <w:r>
+        <w:rPr>
+          <w:lang w:val="zh_CN" w:bidi="zh_CN"/>
+        </w:rPr>
+        <w:t>是一块直立的木头，还有一块称为"横梁"的木头，在靠近它顶端附近与之横向连接。罗马人以此作为折磨和处决他们认为最严重罪犯的工具。人们称之为"</w:t>
+      </w:r>
+      <w:r>
+        <w:rPr>
+          <w:lang w:val="zh_CN" w:bidi="zh_CN"/>
+        </w:rPr>
+        <w:t>钉十字架</w:t>
+      </w:r>
+      <w:r>
+        <w:rPr>
+          <w:lang w:val="zh_CN" w:bidi="zh_CN"/>
+        </w:rPr>
+        <w:t>"。钉十字架是最痛苦、最屈辱的死亡方式。一个被钉在十字架上的人首先被严厉鞭打，然后将十字架的横梁扛到行刑的地方。士兵们会将受刑者放在木十字架上，受刑者的双臂向两侧伸出。士兵们再将大铁钉钉穿受刑者的手腕或手掌，又钉穿受刑者的脚，这样就把他固定在十字架上。接著他们把十字架竖起来，把赤裸的受刑者挂在那里，直到他在其他人眼前死去。十字架象征着深深的羞耻和屈辱。</w:t>
       </w:r>
     </w:p>
     <w:p>
@@ -623,139 +609,11 @@
           <w:lang w:val="zh_CN" w:bidi="zh_CN"/>
         </w:rPr>
       </w:r>
-    </w:p>
-    <w:p>
-      <w:pPr>
-        <w:pStyle w:val="Heading2"/>
-      </w:pPr>
-      <w:r>
-        <w:rPr>
-          <w:lang w:val="zh_CN" w:bidi="zh_CN"/>
-        </w:rPr>
-        <w:t>十字架</w:t>
-      </w:r>
-      <w:r>
-        <w:rPr>
-          <w:lang w:val="zh_CN" w:bidi="zh_CN"/>
-        </w:rPr>
-      </w:r>
-    </w:p>
-    <w:p>
-      <w:pPr/>
-      <w:r>
-        <w:rPr>
-          <w:lang w:val="zh_CN" w:bidi="zh_CN"/>
-        </w:rPr>
-      </w:r>
-      <w:r>
-        <w:rPr>
-          <w:b/>
-          <w:lang w:val="zh_CN" w:bidi="zh_CN"/>
-        </w:rPr>
-        <w:t>十字架</w:t>
-      </w:r>
-      <w:r>
-        <w:rPr>
-          <w:lang w:val="zh_CN" w:bidi="zh_CN"/>
-        </w:rPr>
-        <w:t>是一块直立的木头，还有一块称为"横梁"的木头，在靠近它顶端附近与之横向连接。罗马人以此作为折磨和处决他们认为最严重罪犯的工具。人们称之为"</w:t>
-      </w:r>
-      <w:r>
-        <w:rPr>
-          <w:lang w:val="zh_CN" w:bidi="zh_CN"/>
-        </w:rPr>
-        <w:t>钉十字架</w:t>
-      </w:r>
-      <w:r>
-        <w:rPr>
-          <w:lang w:val="zh_CN" w:bidi="zh_CN"/>
-        </w:rPr>
-        <w:t>"。钉十字架是最痛苦、最屈辱的死亡方式。一个被钉在十字架上的人首先被严厉鞭打，然后将十字架的横梁扛到行刑的地方。士兵们会将受刑者放在木十字架上，受刑者的双臂向两侧伸出。士兵们再将大铁钉钉穿受刑者的手腕或手掌，又钉穿受刑者的脚，这样就把他固定在十字架上。接著他们把十字架竖起来，把赤裸的受刑者挂在那里，直到他在其他人眼前死去。十字架象征着深深的羞耻和屈辱。</w:t>
-      </w:r>
-    </w:p>
-    <w:p>
-      <w:pPr/>
-      <w:r>
-        <w:rPr>
-          <w:lang w:val="zh_CN" w:bidi="zh_CN"/>
-        </w:rPr>
-      </w:r>
       <w:r>
         <w:rPr>
           <w:lang w:val="zh_CN" w:bidi="zh_CN"/>
         </w:rPr>
         <w:t>你可以在可视化圣经词典中查找十字架的图片。</w:t>
-      </w:r>
-      <w:r>
-        <w:rPr>
-          <w:lang w:val="zh_CN" w:bidi="zh_CN"/>
-        </w:rPr>
-      </w:r>
-      <w:r>
-        <w:rPr>
-          <w:lang w:val="zh_CN" w:bidi="zh_CN"/>
-        </w:rPr>
-      </w:r>
-    </w:p>
-    <w:p>
-      <w:pPr/>
-      <w:r>
-        <w:rPr>
-          <w:lang w:val="zh_CN" w:bidi="zh_CN"/>
-        </w:rPr>
-      </w:r>
-    </w:p>
-    <w:p>
-      <w:pPr>
-        <w:pStyle w:val="Heading2"/>
-      </w:pPr>
-      <w:r>
-        <w:rPr>
-          <w:lang w:val="zh_CN" w:bidi="zh_CN"/>
-        </w:rPr>
-        <w:t>十字架</w:t>
-      </w:r>
-      <w:r>
-        <w:rPr>
-          <w:lang w:val="zh_CN" w:bidi="zh_CN"/>
-        </w:rPr>
-      </w:r>
-    </w:p>
-    <w:p>
-      <w:pPr>
-        <w:pStyle w:val="Heading4"/>
-      </w:pPr>
-      <w:r>
-        <w:rPr>
-          <w:lang w:val="zh_CN" w:bidi="zh_CN"/>
-        </w:rPr>
-        <w:t>Audio Content</w:t>
-      </w:r>
-    </w:p>
-    <w:p>
-      <w:pPr/>
-      <w:r>
-        <w:rPr>
-          <w:lang w:val="zh_CN" w:bidi="zh_CN"/>
-        </w:rPr>
-      </w:r>
-      <w:hyperlink r:id="rId13">
-        <w:r>
-          <w:rPr>
-            <w:lang w:val="zh_CN" w:bidi="zh_CN"/>
-          </w:rPr>
-          <w:rPr>
-            <w:color w:val="0000EE"/>
-            <w:u w:val="single"/>
-          </w:rPr>
-          <w:t>mp3 file</w:t>
-        </w:r>
-      </w:hyperlink>
-      <w:r>
-        <w:rPr>
-          <w:lang w:val="zh_CN" w:bidi="zh_CN"/>
-        </w:rPr>
-        <w:t xml:space="preserve"> (None KB)</w:t>
       </w:r>
       <w:r>
         <w:rPr>
@@ -1021,23 +879,12 @@
         <w:rPr>
           <w:lang w:val="zh_CN" w:bidi="zh_CN"/>
         </w:rPr>
-        <w:t>使徒</w:t>
-      </w:r>
-      <w:r>
-        <w:rPr>
-          <w:lang w:val="zh_CN" w:bidi="zh_CN"/>
-        </w:rPr>
-      </w:r>
-    </w:p>
-    <w:p>
-      <w:pPr>
-        <w:pStyle w:val="Heading4"/>
-      </w:pPr>
-      <w:r>
-        <w:rPr>
-          <w:lang w:val="zh_CN" w:bidi="zh_CN"/>
-        </w:rPr>
-        <w:t>Audio Content</w:t>
+        <w:t>世代、后代</w:t>
+      </w:r>
+      <w:r>
+        <w:rPr>
+          <w:lang w:val="zh_CN" w:bidi="zh_CN"/>
+        </w:rPr>
       </w:r>
     </w:p>
     <w:p>
@@ -1047,33 +894,24 @@
           <w:lang w:val="zh_CN" w:bidi="zh_CN"/>
         </w:rPr>
       </w:r>
-      <w:hyperlink r:id="rId13">
-        <w:r>
-          <w:rPr>
-            <w:lang w:val="zh_CN" w:bidi="zh_CN"/>
-          </w:rPr>
-          <w:rPr>
-            <w:color w:val="0000EE"/>
-            <w:u w:val="single"/>
-          </w:rPr>
-          <w:t>mp3 file</w:t>
-        </w:r>
-      </w:hyperlink>
-      <w:r>
-        <w:rPr>
-          <w:lang w:val="zh_CN" w:bidi="zh_CN"/>
-        </w:rPr>
-        <w:t xml:space="preserve"> (None KB)</w:t>
-      </w:r>
-      <w:r>
-        <w:rPr>
-          <w:lang w:val="zh_CN" w:bidi="zh_CN"/>
-        </w:rPr>
-      </w:r>
-      <w:r>
-        <w:rPr>
-          <w:lang w:val="zh_CN" w:bidi="zh_CN"/>
-        </w:rPr>
+      <w:r>
+        <w:rPr>
+          <w:lang w:val="zh_CN" w:bidi="zh_CN"/>
+        </w:rPr>
+        <w:t>一个</w:t>
+      </w:r>
+      <w:r>
+        <w:rPr>
+          <w:b/>
+          <w:lang w:val="zh_CN" w:bidi="zh_CN"/>
+        </w:rPr>
+        <w:t>世代</w:t>
+      </w:r>
+      <w:r>
+        <w:rPr>
+          <w:lang w:val="zh_CN" w:bidi="zh_CN"/>
+        </w:rPr>
+        <w:t>指的是生活在同一时期、年龄大致相同的一群人。在一个社区中，可以同时居住三个世代的人：祖父母、父母和子女。这些人中的每个人都属于不同的世代。</w:t>
       </w:r>
     </w:p>
     <w:p>
@@ -1083,21 +921,11 @@
           <w:lang w:val="zh_CN" w:bidi="zh_CN"/>
         </w:rPr>
       </w:r>
-    </w:p>
-    <w:p>
-      <w:pPr>
-        <w:pStyle w:val="Heading2"/>
-      </w:pPr>
-      <w:r>
-        <w:rPr>
-          <w:lang w:val="zh_CN" w:bidi="zh_CN"/>
-        </w:rPr>
-        <w:t>世代、后代</w:t>
-      </w:r>
-      <w:r>
-        <w:rPr>
-          <w:lang w:val="zh_CN" w:bidi="zh_CN"/>
-        </w:rPr>
+      <w:r>
+        <w:rPr>
+          <w:lang w:val="zh_CN" w:bidi="zh_CN"/>
+        </w:rPr>
+        <w:t>有时神或耶稣会提到"这世代的人"。这表示所有在该特定时间还活著的人。</w:t>
       </w:r>
     </w:p>
     <w:p>
@@ -1111,20 +939,17 @@
         <w:rPr>
           <w:lang w:val="zh_CN" w:bidi="zh_CN"/>
         </w:rPr>
-        <w:t>一个</w:t>
-      </w:r>
-      <w:r>
-        <w:rPr>
-          <w:b/>
-          <w:lang w:val="zh_CN" w:bidi="zh_CN"/>
-        </w:rPr>
-        <w:t>世代</w:t>
-      </w:r>
-      <w:r>
-        <w:rPr>
-          <w:lang w:val="zh_CN" w:bidi="zh_CN"/>
-        </w:rPr>
-        <w:t>指的是生活在同一时期、年龄大致相同的一群人。在一个社区中，可以同时居住三个世代的人：祖父母、父母和子女。这些人中的每个人都属于不同的世代。</w:t>
+        <w:t>在旧约中，"这些是这个人的后代……"这句话是用来介绍一系列关于这个人的故事。在这种情况下，它的意思类似于"这是这个人的历史"。</w:t>
+      </w:r>
+      <w:r>
+        <w:rPr>
+          <w:lang w:val="zh_CN" w:bidi="zh_CN"/>
+        </w:rPr>
+      </w:r>
+      <w:r>
+        <w:rPr>
+          <w:lang w:val="zh_CN" w:bidi="zh_CN"/>
+        </w:rPr>
       </w:r>
     </w:p>
     <w:p>
@@ -1134,11 +959,21 @@
           <w:lang w:val="zh_CN" w:bidi="zh_CN"/>
         </w:rPr>
       </w:r>
-      <w:r>
-        <w:rPr>
-          <w:lang w:val="zh_CN" w:bidi="zh_CN"/>
-        </w:rPr>
-        <w:t>有时神或耶稣会提到"这世代的人"。这表示所有在该特定时间还活著的人。</w:t>
+    </w:p>
+    <w:p>
+      <w:pPr>
+        <w:pStyle w:val="Heading2"/>
+      </w:pPr>
+      <w:r>
+        <w:rPr>
+          <w:lang w:val="zh_CN" w:bidi="zh_CN"/>
+        </w:rPr>
+        <w:t>誓、起誓</w:t>
+      </w:r>
+      <w:r>
+        <w:rPr>
+          <w:lang w:val="zh_CN" w:bidi="zh_CN"/>
+        </w:rPr>
       </w:r>
     </w:p>
     <w:p>
@@ -1152,17 +987,20 @@
         <w:rPr>
           <w:lang w:val="zh_CN" w:bidi="zh_CN"/>
         </w:rPr>
-        <w:t>在旧约中，"这些是这个人的后代……"这句话是用来介绍一系列关于这个人的故事。在这种情况下，它的意思类似于"这是这个人的历史"。</w:t>
-      </w:r>
-      <w:r>
-        <w:rPr>
-          <w:lang w:val="zh_CN" w:bidi="zh_CN"/>
-        </w:rPr>
-      </w:r>
-      <w:r>
-        <w:rPr>
-          <w:lang w:val="zh_CN" w:bidi="zh_CN"/>
-        </w:rPr>
+        <w:t>当人们彼此许下诺言时，他们可以发</w:t>
+      </w:r>
+      <w:r>
+        <w:rPr>
+          <w:b/>
+          <w:lang w:val="zh_CN" w:bidi="zh_CN"/>
+        </w:rPr>
+        <w:t>誓</w:t>
+      </w:r>
+      <w:r>
+        <w:rPr>
+          <w:lang w:val="zh_CN" w:bidi="zh_CN"/>
+        </w:rPr>
+        <w:t>，使这个承诺更加严肃。 当有人发誓时，他们会说："我绝对会遵守我的诺言。 如果我没有做到，神可能会惩罚我。"</w:t>
       </w:r>
     </w:p>
     <w:p>
@@ -1172,32 +1010,11 @@
           <w:lang w:val="zh_CN" w:bidi="zh_CN"/>
         </w:rPr>
       </w:r>
-    </w:p>
-    <w:p>
-      <w:pPr>
-        <w:pStyle w:val="Heading2"/>
-      </w:pPr>
-      <w:r>
-        <w:rPr>
-          <w:lang w:val="zh_CN" w:bidi="zh_CN"/>
-        </w:rPr>
-        <w:t>世代、后代</w:t>
-      </w:r>
-      <w:r>
-        <w:rPr>
-          <w:lang w:val="zh_CN" w:bidi="zh_CN"/>
-        </w:rPr>
-      </w:r>
-    </w:p>
-    <w:p>
-      <w:pPr>
-        <w:pStyle w:val="Heading4"/>
-      </w:pPr>
-      <w:r>
-        <w:rPr>
-          <w:lang w:val="zh_CN" w:bidi="zh_CN"/>
-        </w:rPr>
-        <w:t>Audio Content</w:t>
+      <w:r>
+        <w:rPr>
+          <w:lang w:val="zh_CN" w:bidi="zh_CN"/>
+        </w:rPr>
+        <w:t>如果一个人在发誓后没有遵守他的诺言，我们会说他违背了誓言。 违背誓言是一件非常可耻、危险的事。</w:t>
       </w:r>
     </w:p>
     <w:p>
@@ -1207,183 +1024,11 @@
           <w:lang w:val="zh_CN" w:bidi="zh_CN"/>
         </w:rPr>
       </w:r>
-      <w:hyperlink r:id="rId13">
-        <w:r>
-          <w:rPr>
-            <w:lang w:val="zh_CN" w:bidi="zh_CN"/>
-          </w:rPr>
-          <w:rPr>
-            <w:color w:val="0000EE"/>
-            <w:u w:val="single"/>
-          </w:rPr>
-          <w:t>mp3 file</w:t>
-        </w:r>
-      </w:hyperlink>
-      <w:r>
-        <w:rPr>
-          <w:lang w:val="zh_CN" w:bidi="zh_CN"/>
-        </w:rPr>
-        <w:t xml:space="preserve"> (None KB)</w:t>
-      </w:r>
-      <w:r>
-        <w:rPr>
-          <w:lang w:val="zh_CN" w:bidi="zh_CN"/>
-        </w:rPr>
-      </w:r>
-      <w:r>
-        <w:rPr>
-          <w:lang w:val="zh_CN" w:bidi="zh_CN"/>
-        </w:rPr>
-      </w:r>
-    </w:p>
-    <w:p>
-      <w:pPr/>
-      <w:r>
-        <w:rPr>
-          <w:lang w:val="zh_CN" w:bidi="zh_CN"/>
-        </w:rPr>
-      </w:r>
-    </w:p>
-    <w:p>
-      <w:pPr>
-        <w:pStyle w:val="Heading2"/>
-      </w:pPr>
-      <w:r>
-        <w:rPr>
-          <w:lang w:val="zh_CN" w:bidi="zh_CN"/>
-        </w:rPr>
-        <w:t>誓、起誓</w:t>
-      </w:r>
-      <w:r>
-        <w:rPr>
-          <w:lang w:val="zh_CN" w:bidi="zh_CN"/>
-        </w:rPr>
-      </w:r>
-    </w:p>
-    <w:p>
-      <w:pPr/>
-      <w:r>
-        <w:rPr>
-          <w:lang w:val="zh_CN" w:bidi="zh_CN"/>
-        </w:rPr>
-      </w:r>
-      <w:r>
-        <w:rPr>
-          <w:lang w:val="zh_CN" w:bidi="zh_CN"/>
-        </w:rPr>
-        <w:t>当人们彼此许下诺言时，他们可以发</w:t>
-      </w:r>
-      <w:r>
-        <w:rPr>
-          <w:b/>
-          <w:lang w:val="zh_CN" w:bidi="zh_CN"/>
-        </w:rPr>
-        <w:t>誓</w:t>
-      </w:r>
-      <w:r>
-        <w:rPr>
-          <w:lang w:val="zh_CN" w:bidi="zh_CN"/>
-        </w:rPr>
-        <w:t>，使这个承诺更加严肃。 当有人发誓时，他们会说："我绝对会遵守我的诺言。 如果我没有做到，神可能会惩罚我。"</w:t>
-      </w:r>
-    </w:p>
-    <w:p>
-      <w:pPr/>
-      <w:r>
-        <w:rPr>
-          <w:lang w:val="zh_CN" w:bidi="zh_CN"/>
-        </w:rPr>
-      </w:r>
-      <w:r>
-        <w:rPr>
-          <w:lang w:val="zh_CN" w:bidi="zh_CN"/>
-        </w:rPr>
-        <w:t>如果一个人在发誓后没有遵守他的诺言，我们会说他违背了誓言。 违背誓言是一件非常可耻、危险的事。</w:t>
-      </w:r>
-    </w:p>
-    <w:p>
-      <w:pPr/>
-      <w:r>
-        <w:rPr>
-          <w:lang w:val="zh_CN" w:bidi="zh_CN"/>
-        </w:rPr>
-      </w:r>
       <w:r>
         <w:rPr>
           <w:lang w:val="zh_CN" w:bidi="zh_CN"/>
         </w:rPr>
         <w:t>当神向人们许下诺言时，祂经常也会发一个誓。 如果祂违背誓言，没有人比神更高，可以惩罚神，所以神以自己的名义发誓，这表示如果祂违背诺言，祂会惩罚自己。</w:t>
-      </w:r>
-      <w:r>
-        <w:rPr>
-          <w:lang w:val="zh_CN" w:bidi="zh_CN"/>
-        </w:rPr>
-      </w:r>
-      <w:r>
-        <w:rPr>
-          <w:lang w:val="zh_CN" w:bidi="zh_CN"/>
-        </w:rPr>
-      </w:r>
-    </w:p>
-    <w:p>
-      <w:pPr/>
-      <w:r>
-        <w:rPr>
-          <w:lang w:val="zh_CN" w:bidi="zh_CN"/>
-        </w:rPr>
-      </w:r>
-    </w:p>
-    <w:p>
-      <w:pPr>
-        <w:pStyle w:val="Heading2"/>
-      </w:pPr>
-      <w:r>
-        <w:rPr>
-          <w:lang w:val="zh_CN" w:bidi="zh_CN"/>
-        </w:rPr>
-        <w:t>誓、起誓</w:t>
-      </w:r>
-      <w:r>
-        <w:rPr>
-          <w:lang w:val="zh_CN" w:bidi="zh_CN"/>
-        </w:rPr>
-      </w:r>
-    </w:p>
-    <w:p>
-      <w:pPr>
-        <w:pStyle w:val="Heading4"/>
-      </w:pPr>
-      <w:r>
-        <w:rPr>
-          <w:lang w:val="zh_CN" w:bidi="zh_CN"/>
-        </w:rPr>
-        <w:t>Audio Content</w:t>
-      </w:r>
-    </w:p>
-    <w:p>
-      <w:pPr/>
-      <w:r>
-        <w:rPr>
-          <w:lang w:val="zh_CN" w:bidi="zh_CN"/>
-        </w:rPr>
-      </w:r>
-      <w:hyperlink r:id="rId13">
-        <w:r>
-          <w:rPr>
-            <w:lang w:val="zh_CN" w:bidi="zh_CN"/>
-          </w:rPr>
-          <w:rPr>
-            <w:color w:val="0000EE"/>
-            <w:u w:val="single"/>
-          </w:rPr>
-          <w:t>mp3 file</w:t>
-        </w:r>
-      </w:hyperlink>
-      <w:r>
-        <w:rPr>
-          <w:lang w:val="zh_CN" w:bidi="zh_CN"/>
-        </w:rPr>
-        <w:t xml:space="preserve"> (None KB)</w:t>
       </w:r>
       <w:r>
         <w:rPr>

--- a/zhs/docx/063.content.docx
+++ b/zhs/docx/063.content.docx
@@ -231,30 +231,48 @@
         </w:rPr>
         <w:t>是那个告诉人们要为他们的</w:t>
       </w:r>
-      <w:r>
-        <w:rPr>
-          <w:lang w:val="zh_CN" w:bidi="zh_CN"/>
-        </w:rPr>
-        <w:t>罪</w:t>
-      </w:r>
-      <w:r>
-        <w:rPr>
-          <w:lang w:val="zh_CN" w:bidi="zh_CN"/>
-        </w:rPr>
-        <w:t>悔改</w:t>
-      </w:r>
+      <w:hyperlink r:id="rId13">
+        <w:r>
+          <w:rPr>
+            <w:lang w:val="zh_CN" w:bidi="zh_CN"/>
+          </w:rPr>
+          <w:rPr>
+            <w:color w:val="0000EE"/>
+            <w:u w:val="single"/>
+          </w:rPr>
+          <w:t>罪</w:t>
+        </w:r>
+      </w:hyperlink>
+      <w:hyperlink r:id="rId14">
+        <w:r>
+          <w:rPr>
+            <w:lang w:val="zh_CN" w:bidi="zh_CN"/>
+          </w:rPr>
+          <w:rPr>
+            <w:color w:val="0000EE"/>
+            <w:u w:val="single"/>
+          </w:rPr>
+          <w:t>悔改</w:t>
+        </w:r>
+      </w:hyperlink>
       <w:r>
         <w:rPr>
           <w:lang w:val="zh_CN" w:bidi="zh_CN"/>
         </w:rPr>
         <w:t>并接受一种叫做</w:t>
       </w:r>
-      <w:r>
-        <w:rPr>
-          <w:lang w:val="zh_CN" w:bidi="zh_CN"/>
-        </w:rPr>
-        <w:t>洗礼</w:t>
-      </w:r>
+      <w:hyperlink r:id="rId15">
+        <w:r>
+          <w:rPr>
+            <w:lang w:val="zh_CN" w:bidi="zh_CN"/>
+          </w:rPr>
+          <w:rPr>
+            <w:color w:val="0000EE"/>
+            <w:u w:val="single"/>
+          </w:rPr>
+          <w:t>洗礼</w:t>
+        </w:r>
+      </w:hyperlink>
       <w:r>
         <w:rPr>
           <w:lang w:val="zh_CN" w:bidi="zh_CN"/>
@@ -273,7 +291,25 @@
         <w:rPr>
           <w:lang w:val="zh_CN" w:bidi="zh_CN"/>
         </w:rPr>
-        <w:t>约翰的父母是撒迦利亚和伊利莎白。 约翰的出生非常特别。 他出生时，他的父母已经非常老。 约翰是他们唯一的孩子。</w:t>
+        <w:t>约翰的父母是撒迦利亚和</w:t>
+      </w:r>
+      <w:hyperlink r:id="rId16">
+        <w:r>
+          <w:rPr>
+            <w:lang w:val="zh_CN" w:bidi="zh_CN"/>
+          </w:rPr>
+          <w:rPr>
+            <w:color w:val="0000EE"/>
+            <w:u w:val="single"/>
+          </w:rPr>
+          <w:t>伊利莎白</w:t>
+        </w:r>
+      </w:hyperlink>
+      <w:r>
+        <w:rPr>
+          <w:lang w:val="zh_CN" w:bidi="zh_CN"/>
+        </w:rPr>
+        <w:t>。 约翰的出生非常特别。 他出生时，他的父母已经非常老。 约翰是他们唯一的孩子。</w:t>
       </w:r>
     </w:p>
     <w:p>
@@ -289,90 +325,138 @@
         </w:rPr>
         <w:t>约翰的父亲撒迦利亚是名</w:t>
       </w:r>
-      <w:r>
-        <w:rPr>
-          <w:lang w:val="zh_CN" w:bidi="zh_CN"/>
-        </w:rPr>
-        <w:t>祭司</w:t>
-      </w:r>
+      <w:hyperlink r:id="rId17">
+        <w:r>
+          <w:rPr>
+            <w:lang w:val="zh_CN" w:bidi="zh_CN"/>
+          </w:rPr>
+          <w:rPr>
+            <w:color w:val="0000EE"/>
+            <w:u w:val="single"/>
+          </w:rPr>
+          <w:t>祭司</w:t>
+        </w:r>
+      </w:hyperlink>
       <w:r>
         <w:rPr>
           <w:lang w:val="zh_CN" w:bidi="zh_CN"/>
         </w:rPr>
         <w:t>，在</w:t>
       </w:r>
-      <w:r>
-        <w:rPr>
-          <w:lang w:val="zh_CN" w:bidi="zh_CN"/>
-        </w:rPr>
-        <w:t>耶路撒冷</w:t>
-      </w:r>
+      <w:hyperlink r:id="rId18">
+        <w:r>
+          <w:rPr>
+            <w:lang w:val="zh_CN" w:bidi="zh_CN"/>
+          </w:rPr>
+          <w:rPr>
+            <w:color w:val="0000EE"/>
+            <w:u w:val="single"/>
+          </w:rPr>
+          <w:t>耶路撒冷</w:t>
+        </w:r>
+      </w:hyperlink>
       <w:r>
         <w:rPr>
           <w:lang w:val="zh_CN" w:bidi="zh_CN"/>
         </w:rPr>
         <w:t>的</w:t>
       </w:r>
-      <w:r>
-        <w:rPr>
-          <w:lang w:val="zh_CN" w:bidi="zh_CN"/>
-        </w:rPr>
-        <w:t>圣殿</w:t>
-      </w:r>
+      <w:hyperlink r:id="rId19">
+        <w:r>
+          <w:rPr>
+            <w:lang w:val="zh_CN" w:bidi="zh_CN"/>
+          </w:rPr>
+          <w:rPr>
+            <w:color w:val="0000EE"/>
+            <w:u w:val="single"/>
+          </w:rPr>
+          <w:t>圣殿</w:t>
+        </w:r>
+      </w:hyperlink>
       <w:r>
         <w:rPr>
           <w:lang w:val="zh_CN" w:bidi="zh_CN"/>
         </w:rPr>
         <w:t>中事奉神。 有一次，当撒迦利亚在圣殿中时，一位</w:t>
       </w:r>
-      <w:r>
-        <w:rPr>
-          <w:lang w:val="zh_CN" w:bidi="zh_CN"/>
-        </w:rPr>
-        <w:t>天使</w:t>
-      </w:r>
+      <w:hyperlink r:id="rId20">
+        <w:r>
+          <w:rPr>
+            <w:lang w:val="zh_CN" w:bidi="zh_CN"/>
+          </w:rPr>
+          <w:rPr>
+            <w:color w:val="0000EE"/>
+            <w:u w:val="single"/>
+          </w:rPr>
+          <w:t>天使</w:t>
+        </w:r>
+      </w:hyperlink>
       <w:r>
         <w:rPr>
           <w:lang w:val="zh_CN" w:bidi="zh_CN"/>
         </w:rPr>
         <w:t>向撒迦利亚显现，并告诉他他的妻子伊利莎白会生一个儿子。 这个儿子会像</w:t>
       </w:r>
-      <w:r>
-        <w:rPr>
-          <w:lang w:val="zh_CN" w:bidi="zh_CN"/>
-        </w:rPr>
-        <w:t>先知</w:t>
-      </w:r>
-      <w:r>
-        <w:rPr>
-          <w:lang w:val="zh_CN" w:bidi="zh_CN"/>
-        </w:rPr>
-        <w:t>以利亚</w:t>
-      </w:r>
+      <w:hyperlink r:id="rId21">
+        <w:r>
+          <w:rPr>
+            <w:lang w:val="zh_CN" w:bidi="zh_CN"/>
+          </w:rPr>
+          <w:rPr>
+            <w:color w:val="0000EE"/>
+            <w:u w:val="single"/>
+          </w:rPr>
+          <w:t>先知</w:t>
+        </w:r>
+      </w:hyperlink>
+      <w:hyperlink r:id="rId22">
+        <w:r>
+          <w:rPr>
+            <w:lang w:val="zh_CN" w:bidi="zh_CN"/>
+          </w:rPr>
+          <w:rPr>
+            <w:color w:val="0000EE"/>
+            <w:u w:val="single"/>
+          </w:rPr>
+          <w:t>以利亚</w:t>
+        </w:r>
+      </w:hyperlink>
       <w:r>
         <w:rPr>
           <w:lang w:val="zh_CN" w:bidi="zh_CN"/>
         </w:rPr>
         <w:t>一样成为神的仆人，他将会告诉</w:t>
       </w:r>
-      <w:r>
-        <w:rPr>
-          <w:lang w:val="zh_CN" w:bidi="zh_CN"/>
-        </w:rPr>
-        <w:t>以色列</w:t>
-      </w:r>
+      <w:hyperlink r:id="rId23">
+        <w:r>
+          <w:rPr>
+            <w:lang w:val="zh_CN" w:bidi="zh_CN"/>
+          </w:rPr>
+          <w:rPr>
+            <w:color w:val="0000EE"/>
+            <w:u w:val="single"/>
+          </w:rPr>
+          <w:t>以色列</w:t>
+        </w:r>
+      </w:hyperlink>
       <w:r>
         <w:rPr>
           <w:lang w:val="zh_CN" w:bidi="zh_CN"/>
         </w:rPr>
         <w:t>人要悔改，以便预备人心接受神。 撒迦利亚不能</w:t>
       </w:r>
-      <w:r>
-        <w:rPr>
-          <w:lang w:val="zh_CN" w:bidi="zh_CN"/>
-        </w:rPr>
-        <w:t>相信</w:t>
-      </w:r>
+      <w:hyperlink r:id="rId24">
+        <w:r>
+          <w:rPr>
+            <w:lang w:val="zh_CN" w:bidi="zh_CN"/>
+          </w:rPr>
+          <w:rPr>
+            <w:color w:val="0000EE"/>
+            <w:u w:val="single"/>
+          </w:rPr>
+          <w:t>相信</w:t>
+        </w:r>
+      </w:hyperlink>
       <w:r>
         <w:rPr>
           <w:lang w:val="zh_CN" w:bidi="zh_CN"/>
@@ -407,36 +491,54 @@
         </w:rPr>
         <w:t>当约翰长大时，他就住在</w:t>
       </w:r>
-      <w:r>
-        <w:rPr>
-          <w:lang w:val="zh_CN" w:bidi="zh_CN"/>
-        </w:rPr>
-        <w:t>旷野</w:t>
-      </w:r>
+      <w:hyperlink r:id="rId25">
+        <w:r>
+          <w:rPr>
+            <w:lang w:val="zh_CN" w:bidi="zh_CN"/>
+          </w:rPr>
+          <w:rPr>
+            <w:color w:val="0000EE"/>
+            <w:u w:val="single"/>
+          </w:rPr>
+          <w:t>旷野</w:t>
+        </w:r>
+      </w:hyperlink>
       <w:r>
         <w:rPr>
           <w:lang w:val="zh_CN" w:bidi="zh_CN"/>
         </w:rPr>
         <w:t>，在一个</w:t>
       </w:r>
-      <w:r>
-        <w:rPr>
-          <w:lang w:val="zh_CN" w:bidi="zh_CN"/>
-        </w:rPr>
-        <w:t>约旦河</w:t>
-      </w:r>
+      <w:hyperlink r:id="rId26">
+        <w:r>
+          <w:rPr>
+            <w:lang w:val="zh_CN" w:bidi="zh_CN"/>
+          </w:rPr>
+          <w:rPr>
+            <w:color w:val="0000EE"/>
+            <w:u w:val="single"/>
+          </w:rPr>
+          <w:t>约旦河</w:t>
+        </w:r>
+      </w:hyperlink>
       <w:r>
         <w:rPr>
           <w:lang w:val="zh_CN" w:bidi="zh_CN"/>
         </w:rPr>
         <w:t>附近远离人烟的孤独之地。 他只吃野地里蝗虫和蜂蜜。 他穿着用</w:t>
       </w:r>
-      <w:r>
-        <w:rPr>
-          <w:lang w:val="zh_CN" w:bidi="zh_CN"/>
-        </w:rPr>
-        <w:t>骆驼</w:t>
-      </w:r>
+      <w:hyperlink r:id="rId27">
+        <w:r>
+          <w:rPr>
+            <w:lang w:val="zh_CN" w:bidi="zh_CN"/>
+          </w:rPr>
+          <w:rPr>
+            <w:color w:val="0000EE"/>
+            <w:u w:val="single"/>
+          </w:rPr>
+          <w:t>骆驼</w:t>
+        </w:r>
+      </w:hyperlink>
       <w:r>
         <w:rPr>
           <w:lang w:val="zh_CN" w:bidi="zh_CN"/>
@@ -470,12 +572,18 @@
         </w:rPr>
         <w:t>都必须接受洗礼！ 即使这些人是</w:t>
       </w:r>
-      <w:r>
-        <w:rPr>
-          <w:lang w:val="zh_CN" w:bidi="zh_CN"/>
-        </w:rPr>
-        <w:t>犹太人</w:t>
-      </w:r>
+      <w:hyperlink r:id="rId28">
+        <w:r>
+          <w:rPr>
+            <w:lang w:val="zh_CN" w:bidi="zh_CN"/>
+          </w:rPr>
+          <w:rPr>
+            <w:color w:val="0000EE"/>
+            <w:u w:val="single"/>
+          </w:rPr>
+          <w:t>犹太人</w:t>
+        </w:r>
+      </w:hyperlink>
       <w:r>
         <w:rPr>
           <w:lang w:val="zh_CN" w:bidi="zh_CN"/>
@@ -496,24 +604,36 @@
         </w:rPr>
         <w:t>施洗约翰毫无惧怕地公开告诉人们他们做错了什么。 犹太人的宗教教师不喜欢约翰。 在这段时间，希律王安提帕统治着</w:t>
       </w:r>
-      <w:r>
-        <w:rPr>
-          <w:lang w:val="zh_CN" w:bidi="zh_CN"/>
-        </w:rPr>
-        <w:t>犹太</w:t>
-      </w:r>
+      <w:hyperlink r:id="rId29">
+        <w:r>
+          <w:rPr>
+            <w:lang w:val="zh_CN" w:bidi="zh_CN"/>
+          </w:rPr>
+          <w:rPr>
+            <w:color w:val="0000EE"/>
+            <w:u w:val="single"/>
+          </w:rPr>
+          <w:t>犹太</w:t>
+        </w:r>
+      </w:hyperlink>
       <w:r>
         <w:rPr>
           <w:lang w:val="zh_CN" w:bidi="zh_CN"/>
         </w:rPr>
         <w:t>。 这是希律王的儿子，当耶稣还是婴儿时，希律王试图杀死祂。 希律王安提帕与他兄弟的妻子住在一起，约翰公开告诉他这是错的。 这个女人因此而对约翰生气，并试图杀死他，但希律王尊重约翰，不想杀他。 但</w:t>
       </w:r>
-      <w:r>
-        <w:rPr>
-          <w:lang w:val="zh_CN" w:bidi="zh_CN"/>
-        </w:rPr>
-        <w:t>王</w:t>
-      </w:r>
+      <w:hyperlink r:id="rId30">
+        <w:r>
+          <w:rPr>
+            <w:lang w:val="zh_CN" w:bidi="zh_CN"/>
+          </w:rPr>
+          <w:rPr>
+            <w:color w:val="0000EE"/>
+            <w:u w:val="single"/>
+          </w:rPr>
+          <w:t>王</w:t>
+        </w:r>
+      </w:hyperlink>
       <w:r>
         <w:rPr>
           <w:lang w:val="zh_CN" w:bidi="zh_CN"/>
@@ -532,7 +652,25 @@
         <w:rPr>
           <w:lang w:val="zh_CN" w:bidi="zh_CN"/>
         </w:rPr>
-        <w:t>施洗约翰是耶稣的亲戚。 他的母亲伊利莎白是耶稣母亲马利亚的表亲。</w:t>
+        <w:t>施洗约翰是耶稣的亲戚。 他的母亲伊利莎白是耶稣母亲</w:t>
+      </w:r>
+      <w:hyperlink r:id="rId31">
+        <w:r>
+          <w:rPr>
+            <w:lang w:val="zh_CN" w:bidi="zh_CN"/>
+          </w:rPr>
+          <w:rPr>
+            <w:color w:val="0000EE"/>
+            <w:u w:val="single"/>
+          </w:rPr>
+          <w:t>马利亚</w:t>
+        </w:r>
+      </w:hyperlink>
+      <w:r>
+        <w:rPr>
+          <w:lang w:val="zh_CN" w:bidi="zh_CN"/>
+        </w:rPr>
+        <w:t>的表亲。</w:t>
       </w:r>
       <w:r>
         <w:rPr>
@@ -589,12 +727,18 @@
         </w:rPr>
         <w:t>是一块直立的木头，还有一块称为"横梁"的木头，在靠近它顶端附近与之横向连接。罗马人以此作为折磨和处决他们认为最严重罪犯的工具。人们称之为"</w:t>
       </w:r>
-      <w:r>
-        <w:rPr>
-          <w:lang w:val="zh_CN" w:bidi="zh_CN"/>
-        </w:rPr>
-        <w:t>钉十字架</w:t>
-      </w:r>
+      <w:hyperlink r:id="rId32">
+        <w:r>
+          <w:rPr>
+            <w:lang w:val="zh_CN" w:bidi="zh_CN"/>
+          </w:rPr>
+          <w:rPr>
+            <w:color w:val="0000EE"/>
+            <w:u w:val="single"/>
+          </w:rPr>
+          <w:t>钉十字架</w:t>
+        </w:r>
+      </w:hyperlink>
       <w:r>
         <w:rPr>
           <w:lang w:val="zh_CN" w:bidi="zh_CN"/>
@@ -663,24 +807,36 @@
         </w:rPr>
         <w:t>在</w:t>
       </w:r>
-      <w:r>
-        <w:rPr>
-          <w:lang w:val="zh_CN" w:bidi="zh_CN"/>
-        </w:rPr>
-        <w:t>福音书</w:t>
-      </w:r>
+      <w:hyperlink r:id="rId33">
+        <w:r>
+          <w:rPr>
+            <w:lang w:val="zh_CN" w:bidi="zh_CN"/>
+          </w:rPr>
+          <w:rPr>
+            <w:color w:val="0000EE"/>
+            <w:u w:val="single"/>
+          </w:rPr>
+          <w:t>福音书</w:t>
+        </w:r>
+      </w:hyperlink>
       <w:r>
         <w:rPr>
           <w:lang w:val="zh_CN" w:bidi="zh_CN"/>
         </w:rPr>
         <w:t>中，耶稣拣选了十二个</w:t>
       </w:r>
-      <w:r>
-        <w:rPr>
-          <w:lang w:val="zh_CN" w:bidi="zh_CN"/>
-        </w:rPr>
-        <w:t>门徒</w:t>
-      </w:r>
+      <w:hyperlink r:id="rId34">
+        <w:r>
+          <w:rPr>
+            <w:lang w:val="zh_CN" w:bidi="zh_CN"/>
+          </w:rPr>
+          <w:rPr>
+            <w:color w:val="0000EE"/>
+            <w:u w:val="single"/>
+          </w:rPr>
+          <w:t>门徒</w:t>
+        </w:r>
+      </w:hyperlink>
       <w:r>
         <w:rPr>
           <w:lang w:val="zh_CN" w:bidi="zh_CN"/>
@@ -742,12 +898,18 @@
         </w:rPr>
         <w:t>是从耶稣那里获得特别</w:t>
       </w:r>
-      <w:r>
-        <w:rPr>
-          <w:lang w:val="zh_CN" w:bidi="zh_CN"/>
-        </w:rPr>
-        <w:t>权柄</w:t>
-      </w:r>
+      <w:hyperlink r:id="rId35">
+        <w:r>
+          <w:rPr>
+            <w:lang w:val="zh_CN" w:bidi="zh_CN"/>
+          </w:rPr>
+          <w:rPr>
+            <w:color w:val="0000EE"/>
+            <w:u w:val="single"/>
+          </w:rPr>
+          <w:t>权柄</w:t>
+        </w:r>
+      </w:hyperlink>
       <w:r>
         <w:rPr>
           <w:lang w:val="zh_CN" w:bidi="zh_CN"/>
@@ -838,14 +1000,38 @@
         <w:rPr>
           <w:lang w:val="zh_CN" w:bidi="zh_CN"/>
         </w:rPr>
-        <w:t>使徒在教会中拥有权柄。 神已赐给使徒权柄，让他们对属灵的事务作决定。 他们是耶稣在教会中的代表。 神还赐给他们能力去行</w:t>
-      </w:r>
-      <w:r>
-        <w:rPr>
-          <w:lang w:val="zh_CN" w:bidi="zh_CN"/>
-        </w:rPr>
-        <w:t>神迹</w:t>
-      </w:r>
+        <w:t>使徒在</w:t>
+      </w:r>
+      <w:hyperlink r:id="rId36">
+        <w:r>
+          <w:rPr>
+            <w:lang w:val="zh_CN" w:bidi="zh_CN"/>
+          </w:rPr>
+          <w:rPr>
+            <w:color w:val="0000EE"/>
+            <w:u w:val="single"/>
+          </w:rPr>
+          <w:t>教会</w:t>
+        </w:r>
+      </w:hyperlink>
+      <w:r>
+        <w:rPr>
+          <w:lang w:val="zh_CN" w:bidi="zh_CN"/>
+        </w:rPr>
+        <w:t>中拥有权柄。 神已赐给使徒权柄，让他们对属灵的事务作决定。 他们是耶稣在教会中的代表。 神还赐给他们能力去行</w:t>
+      </w:r>
+      <w:hyperlink r:id="rId37">
+        <w:r>
+          <w:rPr>
+            <w:lang w:val="zh_CN" w:bidi="zh_CN"/>
+          </w:rPr>
+          <w:rPr>
+            <w:color w:val="0000EE"/>
+            <w:u w:val="single"/>
+          </w:rPr>
+          <w:t>神迹</w:t>
+        </w:r>
+      </w:hyperlink>
       <w:r>
         <w:rPr>
           <w:lang w:val="zh_CN" w:bidi="zh_CN"/>
